--- a/$BROS/$BROS-2026-09-28/$BROS_Investment_Memo_2026-09-28.docx
+++ b/$BROS/$BROS-2026-09-28/$BROS_Investment_Memo_2026-09-28.docx
@@ -8234,7 +8234,7 @@
         <w:szCs w:val="16"/>
         <w:rFonts w:ascii="Arial" w:cs="Arial" w:eastAsia="Arial" w:hAnsi="Arial"/>
       </w:rPr>
-      <w:t xml:space="preserve">  ·  Ed Matibag  ·  Not financial advice</w:t>
+      <w:t xml:space="preserve">  ·  edmatibag9Dev  ·  Not financial advice</w:t>
     </w:r>
   </w:p>
 </w:ftr>
